--- a/CÔNG TY TNHH CHÚNG KIỆT/Notes.docx
+++ b/CÔNG TY TNHH CHÚNG KIỆT/Notes.docx
@@ -231,8 +231,6 @@
         </w:rPr>
         <w:t>CÔNG TY TNHH CHÚNG KIỆT</w:t>
       </w:r>
-      <w:bookmarkStart w:id="0" w:name="_GoBack"/>
-      <w:bookmarkEnd w:id="0"/>
       <w:r>
         <w:rPr>
           <w:rFonts w:ascii="Times New Roman" w:eastAsia="Times New Roman" w:hAnsi="Times New Roman" w:cs="Times New Roman"/>
@@ -820,7 +818,23 @@
           <w:sz w:val="24"/>
           <w:szCs w:val="24"/>
         </w:rPr>
-        <w:t xml:space="preserve"> Tổ 74, Khu Phố 4, </w:t>
+        <w:t xml:space="preserve"> Tổ 7</w:t>
+      </w:r>
+      <w:r>
+        <w:rPr>
+          <w:rFonts w:ascii="Times New Roman" w:eastAsia="Times New Roman" w:hAnsi="Times New Roman" w:cs="Times New Roman"/>
+          <w:sz w:val="24"/>
+          <w:szCs w:val="24"/>
+        </w:rPr>
+        <w:t>A</w:t>
+      </w:r>
+      <w:r>
+        <w:rPr>
+          <w:rFonts w:ascii="Times New Roman" w:eastAsia="Times New Roman" w:hAnsi="Times New Roman" w:cs="Times New Roman"/>
+          <w:sz w:val="24"/>
+          <w:szCs w:val="24"/>
+        </w:rPr>
+        <w:t xml:space="preserve">, Khu Phố 4, </w:t>
       </w:r>
       <w:r>
         <w:rPr>
@@ -892,7 +906,23 @@
           <w:sz w:val="24"/>
           <w:szCs w:val="24"/>
         </w:rPr>
-        <w:t xml:space="preserve">Tổ 74, Khu Phố 4, </w:t>
+        <w:t>Tổ 7</w:t>
+      </w:r>
+      <w:r>
+        <w:rPr>
+          <w:rFonts w:ascii="Times New Roman" w:eastAsia="Times New Roman" w:hAnsi="Times New Roman" w:cs="Times New Roman"/>
+          <w:sz w:val="24"/>
+          <w:szCs w:val="24"/>
+        </w:rPr>
+        <w:t>A</w:t>
+      </w:r>
+      <w:r>
+        <w:rPr>
+          <w:rFonts w:ascii="Times New Roman" w:eastAsia="Times New Roman" w:hAnsi="Times New Roman" w:cs="Times New Roman"/>
+          <w:sz w:val="24"/>
+          <w:szCs w:val="24"/>
+        </w:rPr>
+        <w:t xml:space="preserve">, Khu Phố 4, </w:t>
       </w:r>
       <w:r>
         <w:rPr>
@@ -1316,7 +1346,23 @@
           <w:sz w:val="24"/>
           <w:szCs w:val="24"/>
         </w:rPr>
-        <w:t xml:space="preserve">Tổ 74, Khu Phố 4, </w:t>
+        <w:t>Tổ 7</w:t>
+      </w:r>
+      <w:r>
+        <w:rPr>
+          <w:rFonts w:ascii="Times New Roman" w:eastAsia="Times New Roman" w:hAnsi="Times New Roman" w:cs="Times New Roman"/>
+          <w:sz w:val="24"/>
+          <w:szCs w:val="24"/>
+        </w:rPr>
+        <w:t>A</w:t>
+      </w:r>
+      <w:r>
+        <w:rPr>
+          <w:rFonts w:ascii="Times New Roman" w:eastAsia="Times New Roman" w:hAnsi="Times New Roman" w:cs="Times New Roman"/>
+          <w:sz w:val="24"/>
+          <w:szCs w:val="24"/>
+        </w:rPr>
+        <w:t xml:space="preserve">, Khu Phố 4, </w:t>
       </w:r>
       <w:r>
         <w:rPr>
@@ -1396,7 +1442,25 @@
           <w:sz w:val="24"/>
           <w:szCs w:val="24"/>
         </w:rPr>
-        <w:t xml:space="preserve">Tổ 74, Khu Phố 4, </w:t>
+        <w:t>Tổ 7</w:t>
+      </w:r>
+      <w:r>
+        <w:rPr>
+          <w:rFonts w:ascii="Times New Roman" w:eastAsia="Times New Roman" w:hAnsi="Times New Roman" w:cs="Times New Roman"/>
+          <w:sz w:val="24"/>
+          <w:szCs w:val="24"/>
+        </w:rPr>
+        <w:t>A</w:t>
+      </w:r>
+      <w:bookmarkStart w:id="0" w:name="_GoBack"/>
+      <w:bookmarkEnd w:id="0"/>
+      <w:r>
+        <w:rPr>
+          <w:rFonts w:ascii="Times New Roman" w:eastAsia="Times New Roman" w:hAnsi="Times New Roman" w:cs="Times New Roman"/>
+          <w:sz w:val="24"/>
+          <w:szCs w:val="24"/>
+        </w:rPr>
+        <w:t xml:space="preserve">, Khu Phố 4, </w:t>
       </w:r>
       <w:r>
         <w:rPr>
